--- a/docs/Broker-Conformance-Memo.docx
+++ b/docs/Broker-Conformance-Memo.docx
@@ -1218,7 +1218,7 @@
                 <w:sz w:val="22"/>
                 <w:szCs w:val="22"/>
               </w:rPr>
-              <w:t xml:space="preserve">✓</w:t>
+              <w:t xml:space="preserve">✓ *</w:t>
             </w:r>
           </w:p>
         </w:tc>
@@ -4987,7 +4987,7 @@
     </w:tbl>
     <w:p>
       <w:pPr>
-        <w:spacing w:after="60"/>
+        <w:spacing w:after="30"/>
       </w:pPr>
       <w:r>
         <w:rPr>
@@ -4998,6 +4998,21 @@
           <w:szCs w:val="17"/>
         </w:rPr>
         <w:t xml:space="preserve">Run 2: the idempotency fail-open path is fixed, so S10 now passes on all three brokers.</w:t>
+      </w:r>
+    </w:p>
+    <w:p>
+      <w:pPr>
+        <w:spacing w:after="60"/>
+      </w:pPr>
+      <w:r>
+        <w:rPr>
+          <w:i/>
+          <w:iCs/>
+          <w:color w:val="B5572A"/>
+          <w:sz w:val="17"/>
+          <w:szCs w:val="17"/>
+        </w:rPr>
+        <w:t xml:space="preserve">* RabbitMQ scheduling (S2) rides the now-archived delayed-message plugin plus expiration-based orchestration — it passes, but is more operationally involved than Artemis’s broker-native scheduling.</w:t>
       </w:r>
     </w:p>
     <w:p>
@@ -5765,6 +5780,7 @@
     <w:p>
       <w:pPr>
         <w:pStyle w:val="Heading1"/>
+        <w:pageBreakBefore/>
       </w:pPr>
       <w:r>
         <w:rPr>
@@ -5774,7 +5790,175 @@
           <w:sz w:val="28"/>
           <w:szCs w:val="28"/>
         </w:rPr>
-        <w:t xml:space="preserve">8.  Recommendation</w:t>
+        <w:t xml:space="preserve">8.  Tested fault tolerance</w:t>
+      </w:r>
+    </w:p>
+    <w:p>
+      <w:pPr>
+        <w:spacing w:after="140" w:line="276"/>
+      </w:pPr>
+      <w:r>
+        <w:rPr>
+          <w:color w:val="1B1F24"/>
+          <w:sz w:val="21"/>
+          <w:szCs w:val="21"/>
+        </w:rPr>
+        <w:t xml:space="preserve">Resilience is demonstrated, not claimed. The PoC injects three real failure modes and runs them live against both candidate brokers (scripts/run-faults.sh), narrating the timeline as it happens. </w:t>
+      </w:r>
+      <w:r>
+        <w:rPr>
+          <w:b/>
+          <w:bCs/>
+          <w:color w:val="1B1F24"/>
+          <w:sz w:val="21"/>
+          <w:szCs w:val="21"/>
+        </w:rPr>
+        <w:t xml:space="preserve">Result on both: 3 demonstrated, 0 failed.</w:t>
+      </w:r>
+    </w:p>
+    <w:p>
+      <w:pPr>
+        <w:spacing w:after="90" w:line="276"/>
+      </w:pPr>
+      <w:r>
+        <w:rPr>
+          <w:b/>
+          <w:bCs/>
+          <w:color w:val="0F6E6E"/>
+          <w:sz w:val="21"/>
+          <w:szCs w:val="21"/>
+        </w:rPr>
+        <w:t xml:space="preserve">1.  Consumer crash → redelivery.</w:t>
+      </w:r>
+      <w:r>
+        <w:rPr>
+          <w:color w:val="1B1F24"/>
+          <w:sz w:val="21"/>
+          <w:szCs w:val="21"/>
+        </w:rPr>
+        <w:t xml:space="preserve"> A consumer drops its link with the message un-acked; the broker redelivers to a fresh consumer (~43ms RabbitMQ, ~51ms Artemis). No message is lost on a worker crash.</w:t>
+      </w:r>
+    </w:p>
+    <w:p>
+      <w:pPr>
+        <w:spacing w:after="90" w:line="276"/>
+      </w:pPr>
+      <w:r>
+        <w:rPr>
+          <w:b/>
+          <w:bCs/>
+          <w:color w:val="0F6E6E"/>
+          <w:sz w:val="21"/>
+          <w:szCs w:val="21"/>
+        </w:rPr>
+        <w:t xml:space="preserve">2.  Transient blip + sustained outage → retry + circuit breaker.</w:t>
+      </w:r>
+      <w:r>
+        <w:rPr>
+          <w:color w:val="1B1F24"/>
+          <w:sz w:val="21"/>
+          <w:szCs w:val="21"/>
+        </w:rPr>
+        <w:t xml:space="preserve"> Transient faults are absorbed by retry-with-backoff (publish succeeds despite the blip). Under a sustained outage the breaker OPENS to fail fast and protect the broker, transitions HALF-OPEN to probe, then CLOSES on recovery — after which a message is delivered end-to-end. The full breaker lifecycle is exercised, not just the happy retry path.</w:t>
+      </w:r>
+    </w:p>
+    <w:p>
+      <w:pPr>
+        <w:spacing w:after="140" w:line="276"/>
+      </w:pPr>
+      <w:r>
+        <w:rPr>
+          <w:b/>
+          <w:bCs/>
+          <w:color w:val="0F6E6E"/>
+          <w:sz w:val="21"/>
+          <w:szCs w:val="21"/>
+        </w:rPr>
+        <w:t xml:space="preserve">3.  Poison message → dead-letter.</w:t>
+      </w:r>
+      <w:r>
+        <w:rPr>
+          <w:color w:val="1B1F24"/>
+          <w:sz w:val="21"/>
+          <w:szCs w:val="21"/>
+        </w:rPr>
+        <w:t xml:space="preserve"> A handler that always fails is retried, then dead-lettered to a dedicated DLQ, so the poison message never blocks the main queue. Artemis dead-letters after 3 attempts; RabbitMQ after 4 — quorum-queue semantics dead-letter when the count </w:t>
+      </w:r>
+      <w:r>
+        <w:rPr>
+          <w:b/>
+          <w:bCs/>
+          <w:color w:val="1B1F24"/>
+          <w:sz w:val="21"/>
+          <w:szCs w:val="21"/>
+        </w:rPr>
+        <w:t xml:space="preserve">exceeds</w:t>
+      </w:r>
+      <w:r>
+        <w:rPr>
+          <w:color w:val="1B1F24"/>
+          <w:sz w:val="21"/>
+          <w:szCs w:val="21"/>
+        </w:rPr>
+        <w:t xml:space="preserve"> the limit. A real behavioural difference, surfaced rather than hidden.</w:t>
+      </w:r>
+    </w:p>
+    <w:p>
+      <w:pPr>
+        <w:pStyle w:val="Heading2"/>
+      </w:pPr>
+      <w:r>
+        <w:rPr>
+          <w:b/>
+          <w:bCs/>
+          <w:color w:val="16314F"/>
+          <w:sz w:val="23"/>
+          <w:szCs w:val="23"/>
+        </w:rPr>
+        <w:t xml:space="preserve">Why it matters</w:t>
+      </w:r>
+    </w:p>
+    <w:p>
+      <w:pPr>
+        <w:spacing w:after="140" w:line="276"/>
+      </w:pPr>
+      <w:r>
+        <w:rPr>
+          <w:color w:val="1B1F24"/>
+          <w:sz w:val="21"/>
+          <w:szCs w:val="21"/>
+        </w:rPr>
+        <w:t xml:space="preserve">The resilience layer is a single decorator (.NET Polly v8 · TS cockatiel) applied identically to every broker, and it correctly treats an honestly-unsupported operation as a contract outcome — never retried, never tripping the breaker. The behaviour is the same shape we would run in production, and it is the same across both brokers, so the broker choice does not change the fault-tolerance story.</w:t>
+      </w:r>
+    </w:p>
+    <w:p>
+      <w:pPr>
+        <w:spacing w:after="60" w:before="40"/>
+      </w:pPr>
+      <w:r>
+        <w:rPr>
+          <w:b/>
+          <w:bCs/>
+          <w:color w:val="0F6E6E"/>
+          <w:sz w:val="22"/>
+          <w:szCs w:val="22"/>
+        </w:rPr>
+        <w:t xml:space="preserve">3 demonstrated, 0 failed.</w:t>
+      </w:r>
+    </w:p>
+    <w:p>
+      <w:pPr>
+        <w:pStyle w:val="Heading1"/>
+      </w:pPr>
+      <w:r>
+        <w:rPr>
+          <w:b/>
+          <w:bCs/>
+          <w:color w:val="16314F"/>
+          <w:sz w:val="28"/>
+          <w:szCs w:val="28"/>
+        </w:rPr>
+        <w:t xml:space="preserve">9.  Recommendation</w:t>
       </w:r>
     </w:p>
     <w:p>
@@ -5928,7 +6112,7 @@
           <w:sz w:val="28"/>
           <w:szCs w:val="28"/>
         </w:rPr>
-        <w:t xml:space="preserve">9.  Why the adapters are hand-rolled (not Wolverine or MassTransit)</w:t>
+        <w:t xml:space="preserve">10.  Why the adapters are hand-rolled (not Wolverine or MassTransit)</w:t>
       </w:r>
     </w:p>
     <w:p>
@@ -6874,7 +7058,7 @@
           <w:sz w:val="28"/>
           <w:szCs w:val="28"/>
         </w:rPr>
-        <w:t xml:space="preserve">10.  Suggested migration route</w:t>
+        <w:t xml:space="preserve">11.  Suggested migration route</w:t>
       </w:r>
     </w:p>
     <w:p>
@@ -7021,6 +7205,445 @@
           <w:szCs w:val="21"/>
         </w:rPr>
         <w:t xml:space="preserve"> Deploy on asb (identical to today, zero risk) → drain existing queues to zero or backfill far-future scheduled messages → flip MESSAGING_BROKER=artemis per service, starting with the lowest-traffic → once all services are stable on Artemis, delete the ASB adapter and remove the @azure/service-bus dependency. Every stage is reversible by flipping the flag back to asb.</w:t>
+      </w:r>
+    </w:p>
+    <w:p>
+      <w:pPr>
+        <w:pStyle w:val="Heading1"/>
+        <w:pageBreakBefore/>
+      </w:pPr>
+      <w:r>
+        <w:rPr>
+          <w:b/>
+          <w:bCs/>
+          <w:color w:val="16314F"/>
+          <w:sz w:val="28"/>
+          <w:szCs w:val="28"/>
+        </w:rPr>
+        <w:t xml:space="preserve">12.  SSE — a real-time push backplane (future use cases)</w:t>
+      </w:r>
+    </w:p>
+    <w:p>
+      <w:pPr>
+        <w:spacing w:after="140" w:line="276"/>
+      </w:pPr>
+      <w:r>
+        <w:rPr>
+          <w:color w:val="1B1F24"/>
+          <w:sz w:val="21"/>
+          <w:szCs w:val="21"/>
+        </w:rPr>
+        <w:t xml:space="preserve">Beyond scheduled messaging, the PoC includes a runnable SSE cluster (TypeScript) that proves the candidate broker — Artemis or RabbitMQ, identically — can deliver server-pushed events to browsers at scale.</w:t>
+      </w:r>
+    </w:p>
+    <w:p>
+      <w:pPr>
+        <w:pStyle w:val="Heading2"/>
+      </w:pPr>
+      <w:r>
+        <w:rPr>
+          <w:b/>
+          <w:bCs/>
+          <w:color w:val="0F6E6E"/>
+          <w:sz w:val="23"/>
+          <w:szCs w:val="23"/>
+        </w:rPr>
+        <w:t xml:space="preserve">What we built and validated</w:t>
+      </w:r>
+    </w:p>
+    <w:p>
+      <w:pPr>
+        <w:spacing w:after="140" w:line="276"/>
+      </w:pPr>
+      <w:r>
+        <w:rPr>
+          <w:color w:val="1B1F24"/>
+          <w:sz w:val="21"/>
+          <w:szCs w:val="21"/>
+        </w:rPr>
+        <w:t xml:space="preserve">Two server instances share one broker; a message published on either instance reaches a client connected to either instance. The automated test (npm run test:sse) asserts three properties against both brokers: </w:t>
+      </w:r>
+      <w:r>
+        <w:rPr>
+          <w:b/>
+          <w:bCs/>
+          <w:color w:val="1B1F24"/>
+          <w:sz w:val="21"/>
+          <w:szCs w:val="21"/>
+        </w:rPr>
+        <w:t xml:space="preserve">user-direct routing, cross-instance org broadcast, and org isolation</w:t>
+      </w:r>
+      <w:r>
+        <w:rPr>
+          <w:color w:val="1B1F24"/>
+          <w:sz w:val="21"/>
+          <w:szCs w:val="21"/>
+        </w:rPr>
+        <w:t xml:space="preserve">.</w:t>
+      </w:r>
+    </w:p>
+    <w:p>
+      <w:pPr>
+        <w:pStyle w:val="Heading2"/>
+      </w:pPr>
+      <w:r>
+        <w:rPr>
+          <w:b/>
+          <w:bCs/>
+          <w:color w:val="0F6E6E"/>
+          <w:sz w:val="23"/>
+          <w:szCs w:val="23"/>
+        </w:rPr>
+        <w:t xml:space="preserve">The key architectural property — no presence registry</w:t>
+      </w:r>
+    </w:p>
+    <w:p>
+      <w:pPr>
+        <w:spacing w:after="140" w:line="276"/>
+      </w:pPr>
+      <w:r>
+        <w:rPr>
+          <w:color w:val="1B1F24"/>
+          <w:sz w:val="21"/>
+          <w:szCs w:val="21"/>
+        </w:rPr>
+        <w:t xml:space="preserve">The servers store nothing about who is connected. Each connection leans entirely on the broker’s topic routing via two transient subscriptions — user.{userId} and org.{orgId} — that auto-delete on disconnect. That is what makes the web tier </w:t>
+      </w:r>
+      <w:r>
+        <w:rPr>
+          <w:b/>
+          <w:bCs/>
+          <w:color w:val="1B1F24"/>
+          <w:sz w:val="21"/>
+          <w:szCs w:val="21"/>
+        </w:rPr>
+        <w:t xml:space="preserve">horizontally scalable and disposable</w:t>
+      </w:r>
+      <w:r>
+        <w:rPr>
+          <w:color w:val="1B1F24"/>
+          <w:sz w:val="21"/>
+          <w:szCs w:val="21"/>
+        </w:rPr>
+        <w:t xml:space="preserve">: add instances freely, lose one without losing routing, and never reconcile a connection table. The broker is the fan-out fabric.</w:t>
+      </w:r>
+    </w:p>
+    <w:p>
+      <w:pPr>
+        <w:pStyle w:val="Heading2"/>
+      </w:pPr>
+      <w:r>
+        <w:rPr>
+          <w:b/>
+          <w:bCs/>
+          <w:color w:val="0F6E6E"/>
+          <w:sz w:val="23"/>
+          <w:szCs w:val="23"/>
+        </w:rPr>
+        <w:t xml:space="preserve">Why it's strategically attractive</w:t>
+      </w:r>
+    </w:p>
+    <w:p>
+      <w:pPr>
+        <w:spacing w:after="140" w:line="276"/>
+      </w:pPr>
+      <w:r>
+        <w:rPr>
+          <w:color w:val="1B1F24"/>
+          <w:sz w:val="21"/>
+          <w:szCs w:val="21"/>
+        </w:rPr>
+        <w:t xml:space="preserve">We are already adopting this broker for scheduled messaging (the Azure Service Bus replacement). SSE rides the </w:t>
+      </w:r>
+      <w:r>
+        <w:rPr>
+          <w:b/>
+          <w:bCs/>
+          <w:color w:val="1B1F24"/>
+          <w:sz w:val="21"/>
+          <w:szCs w:val="21"/>
+        </w:rPr>
+        <w:t xml:space="preserve">same infrastructure and the same topic-routing mechanism validated for pub/sub (S5)</w:t>
+      </w:r>
+      <w:r>
+        <w:rPr>
+          <w:color w:val="1B1F24"/>
+          <w:sz w:val="21"/>
+          <w:szCs w:val="21"/>
+        </w:rPr>
+        <w:t xml:space="preserve"> — no second system, no new operational surface. Real-time browser push becomes an incremental capability rather than a new project.</w:t>
+      </w:r>
+    </w:p>
+    <w:p>
+      <w:pPr>
+        <w:pStyle w:val="Heading2"/>
+      </w:pPr>
+      <w:r>
+        <w:rPr>
+          <w:b/>
+          <w:bCs/>
+          <w:color w:val="0F6E6E"/>
+          <w:sz w:val="23"/>
+          <w:szCs w:val="23"/>
+        </w:rPr>
+        <w:t xml:space="preserve">Delivery shapes available today</w:t>
+      </w:r>
+    </w:p>
+    <w:p>
+      <w:pPr>
+        <w:pStyle w:val="ListParagraph"/>
+        <w:numPr>
+          <w:ilvl w:val="0"/>
+          <w:numId w:val="2"/>
+        </w:numPr>
+        <w:spacing w:after="70" w:line="272"/>
+      </w:pPr>
+      <w:r>
+        <w:rPr>
+          <w:b/>
+          <w:bCs/>
+          <w:color w:val="1B1F24"/>
+          <w:sz w:val="21"/>
+          <w:szCs w:val="21"/>
+        </w:rPr>
+        <w:t xml:space="preserve">Per-user direct (user.{id})</w:t>
+      </w:r>
+      <w:r>
+        <w:rPr>
+          <w:color w:val="1B1F24"/>
+          <w:sz w:val="21"/>
+          <w:szCs w:val="21"/>
+        </w:rPr>
+        <w:t xml:space="preserve"> — reaches only that user’s connection(s), on any instance.</w:t>
+      </w:r>
+    </w:p>
+    <w:p>
+      <w:pPr>
+        <w:pStyle w:val="ListParagraph"/>
+        <w:numPr>
+          <w:ilvl w:val="0"/>
+          <w:numId w:val="2"/>
+        </w:numPr>
+        <w:spacing w:after="100" w:line="272"/>
+      </w:pPr>
+      <w:r>
+        <w:rPr>
+          <w:b/>
+          <w:bCs/>
+          <w:color w:val="1B1F24"/>
+          <w:sz w:val="21"/>
+          <w:szCs w:val="21"/>
+        </w:rPr>
+        <w:t xml:space="preserve">Per-org broadcast (org.{id})</w:t>
+      </w:r>
+      <w:r>
+        <w:rPr>
+          <w:color w:val="1B1F24"/>
+          <w:sz w:val="21"/>
+          <w:szCs w:val="21"/>
+        </w:rPr>
+        <w:t xml:space="preserve"> — fans out to every connected member of a tenant, across all instances, isolated from other tenants.</w:t>
+      </w:r>
+    </w:p>
+    <w:p>
+      <w:pPr>
+        <w:spacing w:after="140" w:line="276"/>
+      </w:pPr>
+      <w:r>
+        <w:rPr>
+          <w:color w:val="1B1F24"/>
+          <w:sz w:val="21"/>
+          <w:szCs w:val="21"/>
+        </w:rPr>
+        <w:t xml:space="preserve">These two cover the large majority of operational real-time needs: notifications, live status, dashboards, and broadcasts.</w:t>
+      </w:r>
+    </w:p>
+    <w:p>
+      <w:pPr>
+        <w:pStyle w:val="Heading2"/>
+      </w:pPr>
+      <w:r>
+        <w:rPr>
+          <w:b/>
+          <w:bCs/>
+          <w:color w:val="B5572A"/>
+          <w:sz w:val="23"/>
+          <w:szCs w:val="23"/>
+        </w:rPr>
+        <w:t xml:space="preserve">Honest limits — deliberately out of scope in the PoC</w:t>
+      </w:r>
+    </w:p>
+    <w:p>
+      <w:pPr>
+        <w:pStyle w:val="ListParagraph"/>
+        <w:numPr>
+          <w:ilvl w:val="0"/>
+          <w:numId w:val="2"/>
+        </w:numPr>
+        <w:spacing w:after="70" w:line="272"/>
+      </w:pPr>
+      <w:r>
+        <w:rPr>
+          <w:b/>
+          <w:bCs/>
+          <w:color w:val="1B1F24"/>
+          <w:sz w:val="21"/>
+          <w:szCs w:val="21"/>
+        </w:rPr>
+        <w:t xml:space="preserve">No presence / online-status store.</w:t>
+      </w:r>
+      <w:r>
+        <w:rPr>
+          <w:color w:val="1B1F24"/>
+          <w:sz w:val="21"/>
+          <w:szCs w:val="21"/>
+        </w:rPr>
+        <w:t xml:space="preserve"> By design — it’s what keeps the tier stateless. “Who is online” use cases (collaboration presence, “user is typing”) would require adding a presence model on top: a deliberate next step, not something the demo provides.</w:t>
+      </w:r>
+    </w:p>
+    <w:p>
+      <w:pPr>
+        <w:pStyle w:val="ListParagraph"/>
+        <w:numPr>
+          <w:ilvl w:val="0"/>
+          <w:numId w:val="2"/>
+        </w:numPr>
+        <w:spacing w:after="70" w:line="272"/>
+      </w:pPr>
+      <w:r>
+        <w:rPr>
+          <w:b/>
+          <w:bCs/>
+          <w:color w:val="1B1F24"/>
+          <w:sz w:val="21"/>
+          <w:szCs w:val="21"/>
+        </w:rPr>
+        <w:t xml:space="preserve">No replay / backfill on the SSE path.</w:t>
+      </w:r>
+      <w:r>
+        <w:rPr>
+          <w:color w:val="1B1F24"/>
+          <w:sz w:val="21"/>
+          <w:szCs w:val="21"/>
+        </w:rPr>
+        <w:t xml:space="preserve"> A disconnected client misses messages published while away; SSE’s Last-Event-ID reconnect isn’t wired to a durable backlog here. Guaranteed catch-up would pair SSE with a durable subscription (S17) or stream replay (S19).</w:t>
+      </w:r>
+    </w:p>
+    <w:p>
+      <w:pPr>
+        <w:pStyle w:val="ListParagraph"/>
+        <w:numPr>
+          <w:ilvl w:val="0"/>
+          <w:numId w:val="2"/>
+        </w:numPr>
+        <w:spacing w:after="70" w:line="272"/>
+      </w:pPr>
+      <w:r>
+        <w:rPr>
+          <w:b/>
+          <w:bCs/>
+          <w:color w:val="1B1F24"/>
+          <w:sz w:val="21"/>
+          <w:szCs w:val="21"/>
+        </w:rPr>
+        <w:t xml:space="preserve">Demo-grade edges.</w:t>
+      </w:r>
+      <w:r>
+        <w:rPr>
+          <w:color w:val="1B1F24"/>
+          <w:sz w:val="21"/>
+          <w:szCs w:val="21"/>
+        </w:rPr>
+        <w:t xml:space="preserve"> Permissive CORS, no auth on /publish or /events (userId/orgId are trusted query params), 15s heartbeat to survive proxies. Production needs auth/authorization on both endpoints and server-side tenant scoping.</w:t>
+      </w:r>
+    </w:p>
+    <w:p>
+      <w:pPr>
+        <w:pStyle w:val="ListParagraph"/>
+        <w:numPr>
+          <w:ilvl w:val="0"/>
+          <w:numId w:val="2"/>
+        </w:numPr>
+        <w:spacing w:after="120" w:line="272"/>
+      </w:pPr>
+      <w:r>
+        <w:rPr>
+          <w:b/>
+          <w:bCs/>
+          <w:color w:val="1B1F24"/>
+          <w:sz w:val="21"/>
+          <w:szCs w:val="21"/>
+        </w:rPr>
+        <w:t xml:space="preserve">One-directional (server→client).</w:t>
+      </w:r>
+      <w:r>
+        <w:rPr>
+          <w:color w:val="1B1F24"/>
+          <w:sz w:val="21"/>
+          <w:szCs w:val="21"/>
+        </w:rPr>
+        <w:t xml:space="preserve"> Client→server stays over normal HTTP POST. For bidirectional low-latency, WebSocket is the alternative — but SSE is simpler, proxy-friendly, and auto-reconnecting, which makes it the right default for push.</w:t>
+      </w:r>
+    </w:p>
+    <w:p>
+      <w:pPr>
+        <w:pStyle w:val="Heading2"/>
+      </w:pPr>
+      <w:r>
+        <w:rPr>
+          <w:b/>
+          <w:bCs/>
+          <w:color w:val="16314F"/>
+          <w:sz w:val="23"/>
+          <w:szCs w:val="23"/>
+        </w:rPr>
+        <w:t xml:space="preserve">Recommendation</w:t>
+      </w:r>
+    </w:p>
+    <w:p>
+      <w:pPr>
+        <w:spacing w:after="140" w:line="276"/>
+      </w:pPr>
+      <w:r>
+        <w:rPr>
+          <w:color w:val="1B1F24"/>
+          <w:sz w:val="21"/>
+          <w:szCs w:val="21"/>
+        </w:rPr>
+        <w:t xml:space="preserve">Treat SSE as a validated, near-zero-marginal-cost capability of the broker we’re already adopting. </w:t>
+      </w:r>
+      <w:r>
+        <w:rPr>
+          <w:b/>
+          <w:bCs/>
+          <w:color w:val="1B1F24"/>
+          <w:sz w:val="21"/>
+          <w:szCs w:val="21"/>
+        </w:rPr>
+        <w:t xml:space="preserve">Greenlight it now for push-style use cases</w:t>
+      </w:r>
+      <w:r>
+        <w:rPr>
+          <w:color w:val="1B1F24"/>
+          <w:sz w:val="21"/>
+          <w:szCs w:val="21"/>
+        </w:rPr>
+        <w:t xml:space="preserve"> (notifications, live status, dashboards, org broadcasts); defer presence- and guaranteed-replay-dependent use cases to a follow-up that layers a presence store and/or durable backlog on the existing seam.</w:t>
+      </w:r>
+    </w:p>
+    <w:p>
+      <w:pPr>
+        <w:pStyle w:val="Heading1"/>
+      </w:pPr>
+      <w:r>
+        <w:rPr>
+          <w:b/>
+          <w:bCs/>
+          <w:color w:val="16314F"/>
+          <w:sz w:val="28"/>
+          <w:szCs w:val="28"/>
+        </w:rPr>
+        <w:t xml:space="preserve">Appendix — Azure Service Bus (reference only, not measured)</w:t>
       </w:r>
     </w:p>
     <w:p>
